--- a/docs/agentia-ansible-project.docx
+++ b/docs/agentia-ansible-project.docx
@@ -141,7 +141,7 @@
               <w:rPr>
                 <w:sz w:val="19"/>
               </w:rPr>
-              <w:t>16 October 2026</w:t>
+              <w:t>22 October 2026</w:t>
             </w:r>
           </w:p>
         </w:tc>
